--- a/Opgave 2 Concurreren met zekerheid/Opgave 2 Concurreren met zekerheid – nieuws met visual.docx
+++ b/Opgave 2 Concurreren met zekerheid/Opgave 2 Concurreren met zekerheid – nieuws met visual.docx
@@ -46,56 +46,6 @@
           <w:szCs w:val="21"/>
         </w:rPr>
         <w:t xml:space="preserve">Nederlandse pensioenfondsen zijn begonnen met de overgang naar het nieuwe pensioenstelsel onder de Wet toekomst pensioenen (Wtp). ABP en PFZW, de twee grootste fondsen, hebben aangekondigd dat ze in 2026 overstappen. In het nieuwe stelsel krijgt elke deelnemer een persoonlijk pensioenpotje. De dekkingsgraad speelt dan geen rol meer. Vakbonden maken zich zorgen over de koopkracht van gepensioneerden tijdens de overgang.</w:t>
-      </w:r>
-    </w:p>
-    <w:p>
-      <w:pPr>
-        <w:spacing w:after="40"/>
-      </w:pPr>
-    </w:p>
-    <w:p>
-      <w:pPr>
-        <w:spacing w:after="80"/>
-      </w:pPr>
-      <w:r>
-        <w:drawing>
-          <wp:inline distT="0" distB="0" distL="0" distR="0">
-            <wp:extent cx="3429000" cy="2762250"/>
-            <wp:effectExtent t="0" r="0" b="0" l="0"/>
-            <wp:docPr id="1" name="" descr="" title=""/>
-            <wp:cNvGraphicFramePr>
-              <a:graphicFrameLocks xmlns:a="http://schemas.openxmlformats.org/drawingml/2006/main" noChangeAspect="1"/>
-            </wp:cNvGraphicFramePr>
-            <a:graphic xmlns:a="http://schemas.openxmlformats.org/drawingml/2006/main">
-              <a:graphicData uri="http://schemas.openxmlformats.org/drawingml/2006/picture">
-                <pic:pic xmlns:pic="http://schemas.openxmlformats.org/drawingml/2006/picture">
-                  <pic:nvPicPr>
-                    <pic:cNvPr id="0" name="" descr=""/>
-                    <pic:cNvPicPr>
-                      <a:picLocks noChangeAspect="1" noChangeArrowheads="1"/>
-                    </pic:cNvPicPr>
-                  </pic:nvPicPr>
-                  <pic:blipFill>
-                    <a:blip r:embed="rId9" cstate="none"/>
-                    <a:srcRect/>
-                    <a:stretch>
-                      <a:fillRect/>
-                    </a:stretch>
-                  </pic:blipFill>
-                  <pic:spPr bwMode="auto">
-                    <a:xfrm>
-                      <a:off x="0" y="0"/>
-                      <a:ext cx="3429000" cy="2762250"/>
-                    </a:xfrm>
-                    <a:prstGeom prst="rect">
-                      <a:avLst/>
-                    </a:prstGeom>
-                  </pic:spPr>
-                </pic:pic>
-              </a:graphicData>
-            </a:graphic>
-          </wp:inline>
-        </w:drawing>
       </w:r>
     </w:p>
     <w:p>

--- a/Opgave 2 Concurreren met zekerheid/Opgave 2 Concurreren met zekerheid – nieuws met visual.docx
+++ b/Opgave 2 Concurreren met zekerheid/Opgave 2 Concurreren met zekerheid – nieuws met visual.docx
@@ -244,11 +244,7 @@
         <w:t xml:space="preserve">Bedenk een voordeel en een nadeel van het nieuwe pensioenstelsel met persoonlijke potjes.</w:t>
       </w:r>
     </w:p>
-    <w:p>
-      <w:r>
-        <w:br w:type="page"/>
-      </w:r>
-    </w:p>
+    <w:p/>
     <w:p>
       <w:pPr>
         <w:spacing w:after="100"/>
